--- a/school-order-generator/order-generator/src/main/resources/templates/prikaz_template.docx
+++ b/school-order-generator/order-generator/src/main/resources/templates/prikaz_template.docx
@@ -1,6 +1,6 @@
 
 <file path=word/document.xml><?xml version="1.0" encoding="utf-8"?>
-<w:document xmlns:wpc="http://schemas.microsoft.com/office/word/2010/wordprocessingCanvas" xmlns:cx="http://schemas.microsoft.com/office/drawing/2014/chartex" xmlns:cx1="http://schemas.microsoft.com/office/drawing/2015/9/8/chartex" xmlns:cx2="http://schemas.microsoft.com/office/drawing/2015/10/21/chartex" xmlns:cx3="http://schemas.microsoft.com/office/drawing/2016/5/9/chartex" xmlns:cx4="http://schemas.microsoft.com/office/drawing/2016/5/10/chartex" xmlns:cx5="http://schemas.microsoft.com/office/drawing/2016/5/11/chartex" xmlns:cx6="http://schemas.microsoft.com/office/drawing/2016/5/12/chartex" xmlns:cx7="http://schemas.microsoft.com/office/drawing/2016/5/13/chartex" xmlns:cx8="http://schemas.microsoft.com/office/drawing/2016/5/14/chartex" xmlns:mc="http://schemas.openxmlformats.org/markup-compatibility/2006" xmlns:aink="http://schemas.microsoft.com/office/drawing/2016/ink" xmlns:am3d="http://schemas.microsoft.com/office/drawing/2017/model3d" xmlns:o="urn:schemas-microsoft-com:office:office" xmlns:r="http://schemas.openxmlformats.org/officeDocument/2006/relationships" xmlns:m="http://schemas.openxmlformats.org/officeDocument/2006/math" xmlns:v="urn:schemas-microsoft-com:vml" xmlns:wp14="http://schemas.microsoft.com/office/word/2010/wordprocessingDrawing" xmlns:wp="http://schemas.openxmlformats.org/drawingml/2006/wordprocessingDrawing" xmlns:w10="urn:schemas-microsoft-com:office:word" xmlns:w="http://schemas.openxmlformats.org/wordprocessingml/2006/main" xmlns:w14="http://schemas.microsoft.com/office/word/2010/wordml" xmlns:w15="http://schemas.microsoft.com/office/word/2012/wordml" xmlns:w16cex="http://schemas.microsoft.com/office/word/2018/wordml/cex" xmlns:w16cid="http://schemas.microsoft.com/office/word/2016/wordml/cid" xmlns:w16="http://schemas.microsoft.com/office/word/2018/wordml" xmlns:w16sdtdh="http://schemas.microsoft.com/office/word/2020/wordml/sdtdatahash" xmlns:w16se="http://schemas.microsoft.com/office/word/2015/wordml/symex" xmlns:wpg="http://schemas.microsoft.com/office/word/2010/wordprocessingGroup" xmlns:wpi="http://schemas.microsoft.com/office/word/2010/wordprocessingInk" xmlns:wne="http://schemas.microsoft.com/office/word/2006/wordml" xmlns:wps="http://schemas.microsoft.com/office/word/2010/wordprocessingShape" mc:Ignorable="w14 w15 w16se w16cid w16 w16cex w16sdtdh wp14">
+<w:document xmlns:wpc="http://schemas.microsoft.com/office/word/2010/wordprocessingCanvas" xmlns:cx="http://schemas.microsoft.com/office/drawing/2014/chartex" xmlns:cx1="http://schemas.microsoft.com/office/drawing/2015/9/8/chartex" xmlns:cx2="http://schemas.microsoft.com/office/drawing/2015/10/21/chartex" xmlns:cx3="http://schemas.microsoft.com/office/drawing/2016/5/9/chartex" xmlns:cx4="http://schemas.microsoft.com/office/drawing/2016/5/10/chartex" xmlns:cx5="http://schemas.microsoft.com/office/drawing/2016/5/11/chartex" xmlns:cx6="http://schemas.microsoft.com/office/drawing/2016/5/12/chartex" xmlns:cx7="http://schemas.microsoft.com/office/drawing/2016/5/13/chartex" xmlns:cx8="http://schemas.microsoft.com/office/drawing/2016/5/14/chartex" xmlns:mc="http://schemas.openxmlformats.org/markup-compatibility/2006" xmlns:aink="http://schemas.microsoft.com/office/drawing/2016/ink" xmlns:am3d="http://schemas.microsoft.com/office/drawing/2017/model3d" xmlns:o="urn:schemas-microsoft-com:office:office" xmlns:oel="http://schemas.microsoft.com/office/2019/extlst" xmlns:r="http://schemas.openxmlformats.org/officeDocument/2006/relationships" xmlns:m="http://schemas.openxmlformats.org/officeDocument/2006/math" xmlns:v="urn:schemas-microsoft-com:vml" xmlns:wp14="http://schemas.microsoft.com/office/word/2010/wordprocessingDrawing" xmlns:wp="http://schemas.openxmlformats.org/drawingml/2006/wordprocessingDrawing" xmlns:w10="urn:schemas-microsoft-com:office:word" xmlns:w="http://schemas.openxmlformats.org/wordprocessingml/2006/main" xmlns:w14="http://schemas.microsoft.com/office/word/2010/wordml" xmlns:w15="http://schemas.microsoft.com/office/word/2012/wordml" xmlns:w16cex="http://schemas.microsoft.com/office/word/2018/wordml/cex" xmlns:w16cid="http://schemas.microsoft.com/office/word/2016/wordml/cid" xmlns:w16="http://schemas.microsoft.com/office/word/2018/wordml" xmlns:w16sdtdh="http://schemas.microsoft.com/office/word/2020/wordml/sdtdatahash" xmlns:w16se="http://schemas.microsoft.com/office/word/2015/wordml/symex" xmlns:wpg="http://schemas.microsoft.com/office/word/2010/wordprocessingGroup" xmlns:wpi="http://schemas.microsoft.com/office/word/2010/wordprocessingInk" xmlns:wne="http://schemas.microsoft.com/office/word/2006/wordml" xmlns:wps="http://schemas.microsoft.com/office/word/2010/wordprocessingShape" mc:Ignorable="w14 w15 w16se w16cid w16 w16cex w16sdtdh wp14">
   <w:body>
     <w:p>
       <w:pPr>
@@ -183,6 +183,7 @@
         </w:rPr>
         <w:t>: 7@</w:t>
       </w:r>
+      <w:proofErr w:type="spellStart"/>
       <w:r>
         <w:rPr>
           <w:rFonts w:ascii="Times New Roman" w:eastAsia="Calibri" w:hAnsi="Times New Roman" w:cs="Times New Roman"/>
@@ -190,6 +191,7 @@
         </w:rPr>
         <w:t>edu</w:t>
       </w:r>
+      <w:proofErr w:type="spellEnd"/>
       <w:r>
         <w:rPr>
           <w:rFonts w:ascii="Times New Roman" w:eastAsia="Calibri" w:hAnsi="Times New Roman" w:cs="Times New Roman"/>
@@ -197,6 +199,7 @@
         </w:rPr>
         <w:t>.</w:t>
       </w:r>
+      <w:proofErr w:type="spellStart"/>
       <w:r>
         <w:rPr>
           <w:rFonts w:ascii="Times New Roman" w:eastAsia="Calibri" w:hAnsi="Times New Roman" w:cs="Times New Roman"/>
@@ -204,6 +207,7 @@
         </w:rPr>
         <w:t>mos</w:t>
       </w:r>
+      <w:proofErr w:type="spellEnd"/>
       <w:r>
         <w:rPr>
           <w:rFonts w:ascii="Times New Roman" w:eastAsia="Calibri" w:hAnsi="Times New Roman" w:cs="Times New Roman"/>
@@ -211,6 +215,7 @@
         </w:rPr>
         <w:t>.</w:t>
       </w:r>
+      <w:proofErr w:type="spellStart"/>
       <w:r>
         <w:rPr>
           <w:rFonts w:ascii="Times New Roman" w:eastAsia="Calibri" w:hAnsi="Times New Roman" w:cs="Times New Roman"/>
@@ -218,6 +223,7 @@
         </w:rPr>
         <w:t>ru</w:t>
       </w:r>
+      <w:proofErr w:type="spellEnd"/>
       <w:r>
         <w:rPr>
           <w:rFonts w:ascii="Times New Roman" w:eastAsia="Calibri" w:hAnsi="Times New Roman" w:cs="Times New Roman"/>
@@ -748,16 +754,9 @@
           <w:szCs w:val="21"/>
           <w:shd w:val="clear" w:color="auto" w:fill="2C2C2E"/>
         </w:rPr>
-        <w:t xml:space="preserve">{eventDate} </w:t>
-      </w:r>
-      <w:r>
-        <w:rPr>
-          <w:rFonts w:ascii="Times New Roman" w:hAnsi="Times New Roman"/>
-          <w:sz w:val="28"/>
-          <w:szCs w:val="28"/>
-        </w:rPr>
-        <w:t xml:space="preserve">года обучающихся </w:t>
-      </w:r>
+        <w:t>{</w:t>
+      </w:r>
+      <w:proofErr w:type="spellStart"/>
       <w:r>
         <w:rPr>
           <w:rFonts w:ascii="Consolas" w:hAnsi="Consolas"/>
@@ -766,136 +765,9 @@
           <w:szCs w:val="21"/>
           <w:shd w:val="clear" w:color="auto" w:fill="2C2C2E"/>
         </w:rPr>
-        <w:t xml:space="preserve">{className} </w:t>
-      </w:r>
-      <w:r>
-        <w:rPr>
-          <w:rFonts w:ascii="Times New Roman" w:hAnsi="Times New Roman"/>
-          <w:sz w:val="28"/>
-          <w:szCs w:val="28"/>
-        </w:rPr>
-        <w:t>класса ГБОУ</w:t>
-      </w:r>
-      <w:r>
-        <w:rPr>
-          <w:rFonts w:ascii="Times New Roman" w:hAnsi="Times New Roman"/>
-          <w:sz w:val="28"/>
-          <w:szCs w:val="28"/>
-        </w:rPr>
-        <w:t xml:space="preserve"> Школа №</w:t>
-      </w:r>
-      <w:r>
-        <w:rPr>
-          <w:rFonts w:ascii="Times New Roman" w:hAnsi="Times New Roman"/>
-          <w:sz w:val="28"/>
-          <w:szCs w:val="28"/>
-        </w:rPr>
-        <w:t xml:space="preserve"> </w:t>
-      </w:r>
-      <w:r>
-        <w:rPr>
-          <w:rFonts w:ascii="Times New Roman" w:hAnsi="Times New Roman"/>
-          <w:sz w:val="28"/>
-          <w:szCs w:val="28"/>
-        </w:rPr>
-        <w:t>7 в количестве</w:t>
-      </w:r>
-      <w:r>
-        <w:rPr>
-          <w:rFonts w:ascii="Times New Roman" w:hAnsi="Times New Roman"/>
-          <w:sz w:val="28"/>
-          <w:szCs w:val="28"/>
-        </w:rPr>
-        <w:t xml:space="preserve"> </w:t>
-      </w:r>
-      <w:r>
-        <w:rPr>
-          <w:rFonts w:ascii="Times New Roman" w:hAnsi="Times New Roman"/>
-          <w:sz w:val="28"/>
-          <w:szCs w:val="28"/>
-        </w:rPr>
-        <w:t>{number}</w:t>
-      </w:r>
-      <w:r>
-        <w:rPr>
-          <w:rFonts w:ascii="Times New Roman" w:hAnsi="Times New Roman"/>
-          <w:sz w:val="28"/>
-          <w:szCs w:val="28"/>
-        </w:rPr>
-        <w:t xml:space="preserve"> </w:t>
-      </w:r>
-      <w:r>
-        <w:rPr>
-          <w:rFonts w:ascii="Times New Roman" w:hAnsi="Times New Roman"/>
-          <w:sz w:val="28"/>
-          <w:szCs w:val="28"/>
-        </w:rPr>
-        <w:t>человек</w:t>
-      </w:r>
-      <w:r>
-        <w:rPr>
-          <w:rFonts w:ascii="Times New Roman" w:hAnsi="Times New Roman"/>
-          <w:sz w:val="28"/>
-          <w:szCs w:val="28"/>
-        </w:rPr>
-        <w:t xml:space="preserve"> согласно списку (Приложение 1) </w:t>
-      </w:r>
-      <w:r>
-        <w:rPr>
-          <w:rFonts w:ascii="Times New Roman" w:hAnsi="Times New Roman"/>
-          <w:sz w:val="28"/>
-          <w:szCs w:val="28"/>
-        </w:rPr>
-        <w:t>на</w:t>
-      </w:r>
-      <w:r>
-        <w:rPr>
-          <w:rFonts w:ascii="Times New Roman" w:hAnsi="Times New Roman"/>
-          <w:sz w:val="28"/>
-          <w:szCs w:val="28"/>
-        </w:rPr>
-        <w:t xml:space="preserve"> </w:t>
-      </w:r>
-      <w:r>
-        <w:rPr>
-          <w:rFonts w:ascii="Times New Roman" w:hAnsi="Times New Roman"/>
-          <w:sz w:val="28"/>
-          <w:szCs w:val="28"/>
-        </w:rPr>
-        <w:t> профессиональн</w:t>
-      </w:r>
-      <w:r>
-        <w:rPr>
-          <w:rFonts w:ascii="Times New Roman" w:hAnsi="Times New Roman"/>
-          <w:sz w:val="28"/>
-          <w:szCs w:val="28"/>
-        </w:rPr>
-        <w:t xml:space="preserve">ую </w:t>
-      </w:r>
-      <w:r>
-        <w:rPr>
-          <w:rFonts w:ascii="Times New Roman" w:hAnsi="Times New Roman"/>
-          <w:sz w:val="28"/>
-          <w:szCs w:val="28"/>
-        </w:rPr>
-        <w:t>проб</w:t>
-      </w:r>
-      <w:r>
-        <w:rPr>
-          <w:rFonts w:ascii="Times New Roman" w:hAnsi="Times New Roman"/>
-          <w:sz w:val="28"/>
-          <w:szCs w:val="28"/>
-        </w:rPr>
-        <w:t xml:space="preserve">у в рамках проекта «Мастерство начинается здесь» в </w:t>
-      </w:r>
-      <w:r>
-        <w:rPr>
-          <w:rFonts w:ascii="Times New Roman" w:hAnsi="Times New Roman"/>
-          <w:sz w:val="28"/>
-          <w:szCs w:val="28"/>
-        </w:rPr>
-        <w:t xml:space="preserve"> </w:t>
-      </w:r>
+        <w:t>eventDate</w:t>
+      </w:r>
+      <w:proofErr w:type="spellEnd"/>
       <w:r>
         <w:rPr>
           <w:rFonts w:ascii="Consolas" w:hAnsi="Consolas"/>
@@ -904,15 +776,15 @@
           <w:szCs w:val="21"/>
           <w:shd w:val="clear" w:color="auto" w:fill="2C2C2E"/>
         </w:rPr>
-        <w:t xml:space="preserve">{venue} </w:t>
-      </w:r>
-      <w:r>
-        <w:rPr>
-          <w:rFonts w:ascii="Times New Roman" w:hAnsi="Times New Roman"/>
-          <w:sz w:val="28"/>
-          <w:szCs w:val="28"/>
-        </w:rPr>
-        <w:t xml:space="preserve">по адресу: </w:t>
+        <w:t xml:space="preserve">} </w:t>
+      </w:r>
+      <w:r>
+        <w:rPr>
+          <w:rFonts w:ascii="Times New Roman" w:hAnsi="Times New Roman"/>
+          <w:sz w:val="28"/>
+          <w:szCs w:val="28"/>
+        </w:rPr>
+        <w:t xml:space="preserve">года обучающихся </w:t>
       </w:r>
       <w:r>
         <w:rPr>
@@ -922,17 +794,9 @@
           <w:szCs w:val="21"/>
           <w:shd w:val="clear" w:color="auto" w:fill="2C2C2E"/>
         </w:rPr>
-        <w:t xml:space="preserve">{address} </w:t>
-      </w:r>
-      <w:r>
-        <w:rPr>
-          <w:rFonts w:ascii="Times New Roman" w:hAnsi="Times New Roman"/>
-          <w:sz w:val="28"/>
-          <w:szCs w:val="28"/>
-          <w:highlight w:val="yellow"/>
-        </w:rPr>
-        <w:t xml:space="preserve">к </w:t>
-      </w:r>
+        <w:t>{</w:t>
+      </w:r>
+      <w:proofErr w:type="spellStart"/>
       <w:r>
         <w:rPr>
           <w:rFonts w:ascii="Consolas" w:hAnsi="Consolas"/>
@@ -941,57 +805,9 @@
           <w:szCs w:val="21"/>
           <w:shd w:val="clear" w:color="auto" w:fill="2C2C2E"/>
         </w:rPr>
-        <w:t>{eventTime}</w:t>
-      </w:r>
-      <w:r>
-        <w:rPr>
-          <w:rFonts w:ascii="Times New Roman" w:hAnsi="Times New Roman"/>
-          <w:sz w:val="28"/>
-          <w:szCs w:val="28"/>
-        </w:rPr>
-        <w:t>.</w:t>
-      </w:r>
-      <w:r>
-        <w:rPr>
-          <w:sz w:val="23"/>
-          <w:szCs w:val="23"/>
-          <w:shd w:val="clear" w:color="auto" w:fill="FFFFFF"/>
-        </w:rPr>
-        <w:t xml:space="preserve"> </w:t>
-      </w:r>
-      <w:r>
-        <w:rPr>
-          <w:rFonts w:ascii="Times New Roman" w:hAnsi="Times New Roman"/>
-          <w:sz w:val="28"/>
-          <w:szCs w:val="28"/>
-        </w:rPr>
-        <w:t xml:space="preserve">Назначить руководителем группы </w:t>
-      </w:r>
-      <w:r>
-        <w:rPr>
-          <w:rStyle w:val="HTML"/>
-          <w:rFonts w:ascii="Consolas" w:hAnsi="Consolas"/>
-          <w:color w:val="F9FAFB"/>
-          <w:shd w:val="clear" w:color="auto" w:fill="2C2C2E"/>
-        </w:rPr>
-        <w:t>{leader}</w:t>
-      </w:r>
-      <w:r>
-        <w:rPr>
-          <w:rFonts w:ascii="Segoe UI" w:hAnsi="Segoe UI" w:cs="Segoe UI"/>
-          <w:color w:val="F9FAFB"/>
-          <w:shd w:val="clear" w:color="auto" w:fill="151517"/>
-        </w:rPr>
-        <w:t> </w:t>
-      </w:r>
-      <w:r>
-        <w:rPr>
-          <w:rFonts w:ascii="Times New Roman" w:hAnsi="Times New Roman"/>
-          <w:sz w:val="28"/>
-          <w:szCs w:val="28"/>
-        </w:rPr>
-        <w:t xml:space="preserve">, </w:t>
-      </w:r>
+        <w:t>className</w:t>
+      </w:r>
+      <w:proofErr w:type="spellEnd"/>
       <w:r>
         <w:rPr>
           <w:rFonts w:ascii="Consolas" w:hAnsi="Consolas"/>
@@ -1000,7 +816,354 @@
           <w:szCs w:val="21"/>
           <w:shd w:val="clear" w:color="auto" w:fill="2C2C2E"/>
         </w:rPr>
-        <w:t>{deputy}</w:t>
+        <w:t xml:space="preserve">} </w:t>
+      </w:r>
+      <w:r>
+        <w:rPr>
+          <w:rFonts w:ascii="Times New Roman" w:hAnsi="Times New Roman"/>
+          <w:sz w:val="28"/>
+          <w:szCs w:val="28"/>
+        </w:rPr>
+        <w:t>класса ГБОУ</w:t>
+      </w:r>
+      <w:r>
+        <w:rPr>
+          <w:rFonts w:ascii="Times New Roman" w:hAnsi="Times New Roman"/>
+          <w:sz w:val="28"/>
+          <w:szCs w:val="28"/>
+        </w:rPr>
+        <w:t xml:space="preserve"> Школа №</w:t>
+      </w:r>
+      <w:r>
+        <w:rPr>
+          <w:rFonts w:ascii="Times New Roman" w:hAnsi="Times New Roman"/>
+          <w:sz w:val="28"/>
+          <w:szCs w:val="28"/>
+        </w:rPr>
+        <w:t xml:space="preserve"> </w:t>
+      </w:r>
+      <w:r>
+        <w:rPr>
+          <w:rFonts w:ascii="Times New Roman" w:hAnsi="Times New Roman"/>
+          <w:sz w:val="28"/>
+          <w:szCs w:val="28"/>
+        </w:rPr>
+        <w:t>7 в количестве</w:t>
+      </w:r>
+      <w:r>
+        <w:rPr>
+          <w:rFonts w:ascii="Times New Roman" w:hAnsi="Times New Roman"/>
+          <w:sz w:val="28"/>
+          <w:szCs w:val="28"/>
+        </w:rPr>
+        <w:t xml:space="preserve"> </w:t>
+      </w:r>
+      <w:r>
+        <w:rPr>
+          <w:rFonts w:ascii="Times New Roman" w:hAnsi="Times New Roman"/>
+          <w:sz w:val="28"/>
+          <w:szCs w:val="28"/>
+        </w:rPr>
+        <w:t>{</w:t>
+      </w:r>
+      <w:proofErr w:type="spellStart"/>
+      <w:r>
+        <w:rPr>
+          <w:rFonts w:ascii="Times New Roman" w:hAnsi="Times New Roman"/>
+          <w:sz w:val="28"/>
+          <w:szCs w:val="28"/>
+        </w:rPr>
+        <w:t>number</w:t>
+      </w:r>
+      <w:proofErr w:type="spellEnd"/>
+      <w:r>
+        <w:rPr>
+          <w:rFonts w:ascii="Times New Roman" w:hAnsi="Times New Roman"/>
+          <w:sz w:val="28"/>
+          <w:szCs w:val="28"/>
+        </w:rPr>
+        <w:t>}</w:t>
+      </w:r>
+      <w:r>
+        <w:rPr>
+          <w:rFonts w:ascii="Times New Roman" w:hAnsi="Times New Roman"/>
+          <w:sz w:val="28"/>
+          <w:szCs w:val="28"/>
+        </w:rPr>
+        <w:t xml:space="preserve"> </w:t>
+      </w:r>
+      <w:r>
+        <w:rPr>
+          <w:rFonts w:ascii="Times New Roman" w:hAnsi="Times New Roman"/>
+          <w:sz w:val="28"/>
+          <w:szCs w:val="28"/>
+        </w:rPr>
+        <w:t>человек</w:t>
+      </w:r>
+      <w:r>
+        <w:rPr>
+          <w:rFonts w:ascii="Times New Roman" w:hAnsi="Times New Roman"/>
+          <w:sz w:val="28"/>
+          <w:szCs w:val="28"/>
+        </w:rPr>
+        <w:t xml:space="preserve"> согласно списку (Приложение 1) </w:t>
+      </w:r>
+      <w:proofErr w:type="gramStart"/>
+      <w:r>
+        <w:rPr>
+          <w:rFonts w:ascii="Times New Roman" w:hAnsi="Times New Roman"/>
+          <w:sz w:val="28"/>
+          <w:szCs w:val="28"/>
+        </w:rPr>
+        <w:t>на</w:t>
+      </w:r>
+      <w:r>
+        <w:rPr>
+          <w:rFonts w:ascii="Times New Roman" w:hAnsi="Times New Roman"/>
+          <w:sz w:val="28"/>
+          <w:szCs w:val="28"/>
+        </w:rPr>
+        <w:t xml:space="preserve"> </w:t>
+      </w:r>
+      <w:r>
+        <w:rPr>
+          <w:rFonts w:ascii="Times New Roman" w:hAnsi="Times New Roman"/>
+          <w:sz w:val="28"/>
+          <w:szCs w:val="28"/>
+        </w:rPr>
+        <w:t> профессиональную</w:t>
+      </w:r>
+      <w:proofErr w:type="gramEnd"/>
+      <w:r>
+        <w:rPr>
+          <w:rFonts w:ascii="Times New Roman" w:hAnsi="Times New Roman"/>
+          <w:sz w:val="28"/>
+          <w:szCs w:val="28"/>
+        </w:rPr>
+        <w:t xml:space="preserve"> пробу в рамках проекта «Мастерство начинается здесь» в  </w:t>
+      </w:r>
+      <w:r>
+        <w:rPr>
+          <w:rFonts w:ascii="Consolas" w:hAnsi="Consolas"/>
+          <w:color w:val="F9FAFB"/>
+          <w:sz w:val="21"/>
+          <w:szCs w:val="21"/>
+          <w:shd w:val="clear" w:color="auto" w:fill="2C2C2E"/>
+        </w:rPr>
+        <w:t>{</w:t>
+      </w:r>
+      <w:proofErr w:type="spellStart"/>
+      <w:r>
+        <w:rPr>
+          <w:rFonts w:ascii="Consolas" w:hAnsi="Consolas"/>
+          <w:color w:val="F9FAFB"/>
+          <w:sz w:val="21"/>
+          <w:szCs w:val="21"/>
+          <w:shd w:val="clear" w:color="auto" w:fill="2C2C2E"/>
+        </w:rPr>
+        <w:t>venue</w:t>
+      </w:r>
+      <w:proofErr w:type="spellEnd"/>
+      <w:r>
+        <w:rPr>
+          <w:rFonts w:ascii="Consolas" w:hAnsi="Consolas"/>
+          <w:color w:val="F9FAFB"/>
+          <w:sz w:val="21"/>
+          <w:szCs w:val="21"/>
+          <w:shd w:val="clear" w:color="auto" w:fill="2C2C2E"/>
+        </w:rPr>
+        <w:t xml:space="preserve">} </w:t>
+      </w:r>
+      <w:r>
+        <w:rPr>
+          <w:rFonts w:ascii="Times New Roman" w:hAnsi="Times New Roman"/>
+          <w:sz w:val="28"/>
+          <w:szCs w:val="28"/>
+        </w:rPr>
+        <w:t xml:space="preserve">по адресу: </w:t>
+      </w:r>
+      <w:r>
+        <w:rPr>
+          <w:rFonts w:ascii="Consolas" w:hAnsi="Consolas"/>
+          <w:color w:val="F9FAFB"/>
+          <w:sz w:val="21"/>
+          <w:szCs w:val="21"/>
+          <w:shd w:val="clear" w:color="auto" w:fill="2C2C2E"/>
+        </w:rPr>
+        <w:t>{</w:t>
+      </w:r>
+      <w:proofErr w:type="spellStart"/>
+      <w:r>
+        <w:rPr>
+          <w:rFonts w:ascii="Consolas" w:hAnsi="Consolas"/>
+          <w:color w:val="F9FAFB"/>
+          <w:sz w:val="21"/>
+          <w:szCs w:val="21"/>
+          <w:shd w:val="clear" w:color="auto" w:fill="2C2C2E"/>
+        </w:rPr>
+        <w:t>address</w:t>
+      </w:r>
+      <w:proofErr w:type="spellEnd"/>
+      <w:r>
+        <w:rPr>
+          <w:rFonts w:ascii="Consolas" w:hAnsi="Consolas"/>
+          <w:color w:val="F9FAFB"/>
+          <w:sz w:val="21"/>
+          <w:szCs w:val="21"/>
+          <w:shd w:val="clear" w:color="auto" w:fill="2C2C2E"/>
+        </w:rPr>
+        <w:t xml:space="preserve">} </w:t>
+      </w:r>
+      <w:r>
+        <w:rPr>
+          <w:rFonts w:ascii="Times New Roman" w:hAnsi="Times New Roman"/>
+          <w:sz w:val="28"/>
+          <w:szCs w:val="28"/>
+        </w:rPr>
+        <w:t xml:space="preserve">к </w:t>
+      </w:r>
+      <w:r>
+        <w:rPr>
+          <w:rFonts w:ascii="Consolas" w:hAnsi="Consolas"/>
+          <w:color w:val="F9FAFB"/>
+          <w:sz w:val="21"/>
+          <w:szCs w:val="21"/>
+          <w:shd w:val="clear" w:color="auto" w:fill="2C2C2E"/>
+        </w:rPr>
+        <w:t>{</w:t>
+      </w:r>
+      <w:proofErr w:type="spellStart"/>
+      <w:r>
+        <w:rPr>
+          <w:rFonts w:ascii="Consolas" w:hAnsi="Consolas"/>
+          <w:color w:val="F9FAFB"/>
+          <w:sz w:val="21"/>
+          <w:szCs w:val="21"/>
+          <w:shd w:val="clear" w:color="auto" w:fill="2C2C2E"/>
+        </w:rPr>
+        <w:t>eventTime</w:t>
+      </w:r>
+      <w:proofErr w:type="spellEnd"/>
+      <w:r>
+        <w:rPr>
+          <w:rFonts w:ascii="Consolas" w:hAnsi="Consolas"/>
+          <w:color w:val="F9FAFB"/>
+          <w:sz w:val="21"/>
+          <w:szCs w:val="21"/>
+          <w:shd w:val="clear" w:color="auto" w:fill="2C2C2E"/>
+        </w:rPr>
+        <w:t>}</w:t>
+      </w:r>
+      <w:r>
+        <w:rPr>
+          <w:rFonts w:ascii="Times New Roman" w:hAnsi="Times New Roman"/>
+          <w:sz w:val="28"/>
+          <w:szCs w:val="28"/>
+        </w:rPr>
+        <w:t>.</w:t>
+      </w:r>
+      <w:r>
+        <w:rPr>
+          <w:sz w:val="23"/>
+          <w:szCs w:val="23"/>
+          <w:shd w:val="clear" w:color="auto" w:fill="FFFFFF"/>
+        </w:rPr>
+        <w:t xml:space="preserve"> </w:t>
+      </w:r>
+      <w:r>
+        <w:rPr>
+          <w:rFonts w:ascii="Times New Roman" w:hAnsi="Times New Roman"/>
+          <w:sz w:val="28"/>
+          <w:szCs w:val="28"/>
+        </w:rPr>
+        <w:t xml:space="preserve">Назначить руководителем группы </w:t>
+      </w:r>
+      <w:r>
+        <w:rPr>
+          <w:rStyle w:val="HTML"/>
+          <w:rFonts w:ascii="Consolas" w:hAnsi="Consolas"/>
+          <w:color w:val="F9FAFB"/>
+          <w:shd w:val="clear" w:color="auto" w:fill="2C2C2E"/>
+        </w:rPr>
+        <w:t>{</w:t>
+      </w:r>
+      <w:proofErr w:type="spellStart"/>
+      <w:r>
+        <w:rPr>
+          <w:rStyle w:val="HTML"/>
+          <w:rFonts w:ascii="Consolas" w:hAnsi="Consolas"/>
+          <w:color w:val="F9FAFB"/>
+          <w:shd w:val="clear" w:color="auto" w:fill="2C2C2E"/>
+        </w:rPr>
+        <w:t>leader</w:t>
+      </w:r>
+      <w:proofErr w:type="spellEnd"/>
+      <w:proofErr w:type="gramStart"/>
+      <w:r>
+        <w:rPr>
+          <w:rStyle w:val="HTML"/>
+          <w:rFonts w:ascii="Consolas" w:hAnsi="Consolas"/>
+          <w:color w:val="F9FAFB"/>
+          <w:shd w:val="clear" w:color="auto" w:fill="2C2C2E"/>
+        </w:rPr>
+        <w:t>}</w:t>
+      </w:r>
+      <w:r>
+        <w:rPr>
+          <w:rFonts w:ascii="Segoe UI" w:hAnsi="Segoe UI" w:cs="Segoe UI"/>
+          <w:color w:val="F9FAFB"/>
+          <w:shd w:val="clear" w:color="auto" w:fill="151517"/>
+        </w:rPr>
+        <w:t> </w:t>
+      </w:r>
+      <w:r>
+        <w:rPr>
+          <w:rFonts w:ascii="Times New Roman" w:hAnsi="Times New Roman"/>
+          <w:sz w:val="28"/>
+          <w:szCs w:val="28"/>
+        </w:rPr>
+        <w:t>,</w:t>
+      </w:r>
+      <w:proofErr w:type="gramEnd"/>
+      <w:r>
+        <w:rPr>
+          <w:rFonts w:ascii="Times New Roman" w:hAnsi="Times New Roman"/>
+          <w:sz w:val="28"/>
+          <w:szCs w:val="28"/>
+        </w:rPr>
+        <w:t xml:space="preserve"> </w:t>
+      </w:r>
+      <w:r>
+        <w:rPr>
+          <w:rFonts w:ascii="Consolas" w:hAnsi="Consolas"/>
+          <w:color w:val="F9FAFB"/>
+          <w:sz w:val="21"/>
+          <w:szCs w:val="21"/>
+          <w:shd w:val="clear" w:color="auto" w:fill="2C2C2E"/>
+        </w:rPr>
+        <w:t>{</w:t>
+      </w:r>
+      <w:proofErr w:type="spellStart"/>
+      <w:r>
+        <w:rPr>
+          <w:rFonts w:ascii="Consolas" w:hAnsi="Consolas"/>
+          <w:color w:val="F9FAFB"/>
+          <w:sz w:val="21"/>
+          <w:szCs w:val="21"/>
+          <w:shd w:val="clear" w:color="auto" w:fill="2C2C2E"/>
+        </w:rPr>
+        <w:t>deputy</w:t>
+      </w:r>
+      <w:proofErr w:type="spellEnd"/>
+      <w:r>
+        <w:rPr>
+          <w:rFonts w:ascii="Consolas" w:hAnsi="Consolas"/>
+          <w:color w:val="F9FAFB"/>
+          <w:sz w:val="21"/>
+          <w:szCs w:val="21"/>
+          <w:shd w:val="clear" w:color="auto" w:fill="2C2C2E"/>
+        </w:rPr>
+        <w:t>}</w:t>
       </w:r>
       <w:r>
         <w:rPr>
@@ -1043,16 +1206,9 @@
           <w:szCs w:val="21"/>
           <w:shd w:val="clear" w:color="auto" w:fill="2C2C2E"/>
         </w:rPr>
-        <w:t>{gatheringTime}</w:t>
-      </w:r>
-      <w:r>
-        <w:rPr>
-          <w:rFonts w:ascii="Times New Roman" w:hAnsi="Times New Roman"/>
-          <w:sz w:val="28"/>
-          <w:szCs w:val="28"/>
-        </w:rPr>
-        <w:t xml:space="preserve">по адресу: </w:t>
-      </w:r>
+        <w:t>{</w:t>
+      </w:r>
+      <w:proofErr w:type="spellStart"/>
       <w:r>
         <w:rPr>
           <w:rFonts w:ascii="Consolas" w:hAnsi="Consolas"/>
@@ -1061,45 +1217,9 @@
           <w:szCs w:val="21"/>
           <w:shd w:val="clear" w:color="auto" w:fill="2C2C2E"/>
         </w:rPr>
-        <w:t>{gatheringPlace}</w:t>
-      </w:r>
-      <w:r>
-        <w:rPr>
-          <w:rFonts w:ascii="Times New Roman" w:hAnsi="Times New Roman"/>
-          <w:bCs/>
-          <w:sz w:val="28"/>
-          <w:szCs w:val="28"/>
-          <w:highlight w:val="yellow"/>
-        </w:rPr>
-        <w:t>,</w:t>
-      </w:r>
-      <w:r>
-        <w:rPr>
-          <w:rFonts w:ascii="Times New Roman" w:hAnsi="Times New Roman"/>
-          <w:bCs/>
-          <w:sz w:val="28"/>
-          <w:szCs w:val="28"/>
-        </w:rPr>
-        <w:t xml:space="preserve"> </w:t>
-      </w:r>
-      <w:r>
-        <w:rPr>
-          <w:rFonts w:ascii="Times New Roman" w:hAnsi="Times New Roman"/>
-          <w:bCs/>
-          <w:sz w:val="28"/>
-          <w:szCs w:val="28"/>
-        </w:rPr>
-        <w:t>возвращение</w:t>
-      </w:r>
-      <w:r>
-        <w:rPr>
-          <w:rFonts w:ascii="Times New Roman" w:hAnsi="Times New Roman"/>
-          <w:bCs/>
-          <w:sz w:val="28"/>
-          <w:szCs w:val="28"/>
-        </w:rPr>
-        <w:t xml:space="preserve"> к школе в </w:t>
-      </w:r>
+        <w:t>gatheringTime</w:t>
+      </w:r>
+      <w:proofErr w:type="spellEnd"/>
       <w:r>
         <w:rPr>
           <w:rFonts w:ascii="Consolas" w:hAnsi="Consolas"/>
@@ -1108,7 +1228,97 @@
           <w:szCs w:val="21"/>
           <w:shd w:val="clear" w:color="auto" w:fill="2C2C2E"/>
         </w:rPr>
-        <w:t>{returnTime}</w:t>
+        <w:t>}</w:t>
+      </w:r>
+      <w:r>
+        <w:rPr>
+          <w:rFonts w:ascii="Times New Roman" w:hAnsi="Times New Roman"/>
+          <w:sz w:val="28"/>
+          <w:szCs w:val="28"/>
+        </w:rPr>
+        <w:t xml:space="preserve">по адресу: </w:t>
+      </w:r>
+      <w:r>
+        <w:rPr>
+          <w:rFonts w:ascii="Consolas" w:hAnsi="Consolas"/>
+          <w:color w:val="F9FAFB"/>
+          <w:sz w:val="21"/>
+          <w:szCs w:val="21"/>
+          <w:shd w:val="clear" w:color="auto" w:fill="2C2C2E"/>
+        </w:rPr>
+        <w:t>{</w:t>
+      </w:r>
+      <w:proofErr w:type="spellStart"/>
+      <w:r>
+        <w:rPr>
+          <w:rFonts w:ascii="Consolas" w:hAnsi="Consolas"/>
+          <w:color w:val="F9FAFB"/>
+          <w:sz w:val="21"/>
+          <w:szCs w:val="21"/>
+          <w:shd w:val="clear" w:color="auto" w:fill="2C2C2E"/>
+        </w:rPr>
+        <w:t>gatheringPlace</w:t>
+      </w:r>
+      <w:proofErr w:type="spellEnd"/>
+      <w:r>
+        <w:rPr>
+          <w:rFonts w:ascii="Consolas" w:hAnsi="Consolas"/>
+          <w:color w:val="F9FAFB"/>
+          <w:sz w:val="21"/>
+          <w:szCs w:val="21"/>
+          <w:shd w:val="clear" w:color="auto" w:fill="2C2C2E"/>
+        </w:rPr>
+        <w:t>}</w:t>
+      </w:r>
+      <w:r>
+        <w:rPr>
+          <w:rFonts w:ascii="Times New Roman" w:hAnsi="Times New Roman"/>
+          <w:bCs/>
+          <w:sz w:val="28"/>
+          <w:szCs w:val="28"/>
+        </w:rPr>
+        <w:t>, возвращение</w:t>
+      </w:r>
+      <w:r>
+        <w:rPr>
+          <w:rFonts w:ascii="Times New Roman" w:hAnsi="Times New Roman"/>
+          <w:bCs/>
+          <w:sz w:val="28"/>
+          <w:szCs w:val="28"/>
+        </w:rPr>
+        <w:t xml:space="preserve"> к школе в </w:t>
+      </w:r>
+      <w:r>
+        <w:rPr>
+          <w:rFonts w:ascii="Consolas" w:hAnsi="Consolas"/>
+          <w:color w:val="F9FAFB"/>
+          <w:sz w:val="21"/>
+          <w:szCs w:val="21"/>
+          <w:shd w:val="clear" w:color="auto" w:fill="2C2C2E"/>
+        </w:rPr>
+        <w:t>{</w:t>
+      </w:r>
+      <w:proofErr w:type="spellStart"/>
+      <w:r>
+        <w:rPr>
+          <w:rFonts w:ascii="Consolas" w:hAnsi="Consolas"/>
+          <w:color w:val="F9FAFB"/>
+          <w:sz w:val="21"/>
+          <w:szCs w:val="21"/>
+          <w:shd w:val="clear" w:color="auto" w:fill="2C2C2E"/>
+        </w:rPr>
+        <w:t>returnTime</w:t>
+      </w:r>
+      <w:proofErr w:type="spellEnd"/>
+      <w:r>
+        <w:rPr>
+          <w:rFonts w:ascii="Consolas" w:hAnsi="Consolas"/>
+          <w:color w:val="F9FAFB"/>
+          <w:sz w:val="21"/>
+          <w:szCs w:val="21"/>
+          <w:shd w:val="clear" w:color="auto" w:fill="2C2C2E"/>
+        </w:rPr>
+        <w:t>}</w:t>
       </w:r>
       <w:r>
         <w:rPr>
@@ -1163,7 +1373,28 @@
           <w:color w:val="F9FAFB"/>
           <w:shd w:val="clear" w:color="auto" w:fill="2C2C2E"/>
         </w:rPr>
-        <w:t>{leader}</w:t>
+        <w:t>{</w:t>
+      </w:r>
+      <w:proofErr w:type="spellStart"/>
+      <w:r>
+        <w:rPr>
+          <w:rStyle w:val="HTML"/>
+          <w:rFonts w:ascii="Consolas" w:hAnsi="Consolas"/>
+          <w:color w:val="F9FAFB"/>
+          <w:shd w:val="clear" w:color="auto" w:fill="2C2C2E"/>
+        </w:rPr>
+        <w:t>leader</w:t>
+      </w:r>
+      <w:proofErr w:type="spellEnd"/>
+      <w:proofErr w:type="gramStart"/>
+      <w:r>
+        <w:rPr>
+          <w:rStyle w:val="HTML"/>
+          <w:rFonts w:ascii="Consolas" w:hAnsi="Consolas"/>
+          <w:color w:val="F9FAFB"/>
+          <w:shd w:val="clear" w:color="auto" w:fill="2C2C2E"/>
+        </w:rPr>
+        <w:t>}</w:t>
       </w:r>
       <w:r>
         <w:rPr>
@@ -1173,6 +1404,7 @@
         </w:rPr>
         <w:t> :</w:t>
       </w:r>
+      <w:proofErr w:type="gramEnd"/>
     </w:p>
     <w:p>
       <w:pPr>
@@ -1196,17 +1428,7 @@
           <w:szCs w:val="28"/>
           <w:lang w:bidi="ru-RU"/>
         </w:rPr>
-        <w:t xml:space="preserve"> - п</w:t>
-      </w:r>
-      <w:r>
-        <w:rPr>
-          <w:rFonts w:ascii="Times New Roman" w:hAnsi="Times New Roman"/>
-          <w:color w:val="000000"/>
-          <w:sz w:val="28"/>
-          <w:szCs w:val="28"/>
-          <w:lang w:bidi="ru-RU"/>
-        </w:rPr>
-        <w:t>ровести с обучающимися, участниками выездного мероприятия, инструктажи по правилам безопасности, соблюдению санитарных норм, правилам поведения на объектах культуры и общественных местах,</w:t>
+        <w:t xml:space="preserve"> - провести с обучающимися, участниками выездного мероприятия, инструктажи по правилам безопасности, соблюдению санитарных норм, правилам поведения на объектах культуры и общественных местах,</w:t>
       </w:r>
       <w:r>
         <w:rPr>
@@ -1259,16 +1481,7 @@
           <w:sz w:val="28"/>
           <w:szCs w:val="28"/>
         </w:rPr>
-        <w:t>- д</w:t>
-      </w:r>
-      <w:r>
-        <w:rPr>
-          <w:rFonts w:ascii="Times New Roman" w:hAnsi="Times New Roman"/>
-          <w:color w:val="000000"/>
-          <w:sz w:val="28"/>
-          <w:szCs w:val="28"/>
-        </w:rPr>
-        <w:t>овести до сведения родителей (законных представителей) полную информацию о проведении выездного мероприятия, собрать согласия (отказ) от родителей (законных представителей) на участие обучающихся в мероприятии через электронную систему МЭШ;</w:t>
+        <w:t>- довести до сведения родителей (законных представителей) полную информацию о проведении выездного мероприятия, собрать согласия (отказ) от родителей (законных представителей) на участие обучающихся в мероприятии через электронную систему МЭШ;</w:t>
       </w:r>
     </w:p>
     <w:p>
@@ -1292,23 +1505,7 @@
           <w:sz w:val="28"/>
           <w:szCs w:val="28"/>
         </w:rPr>
-        <w:t>- п</w:t>
-      </w:r>
-      <w:r>
-        <w:rPr>
-          <w:rFonts w:ascii="Times New Roman" w:hAnsi="Times New Roman"/>
-          <w:sz w:val="28"/>
-          <w:szCs w:val="28"/>
-        </w:rPr>
-        <w:t xml:space="preserve">о окончании мероприятия доложить о прибытии </w:t>
-      </w:r>
-      <w:r>
-        <w:rPr>
-          <w:rFonts w:ascii="Times New Roman" w:hAnsi="Times New Roman"/>
-          <w:sz w:val="28"/>
-          <w:szCs w:val="28"/>
-        </w:rPr>
-        <w:t xml:space="preserve">куратору корпуса </w:t>
+        <w:t xml:space="preserve">- по окончании мероприятия доложить о прибытии куратору корпуса </w:t>
       </w:r>
       <w:r>
         <w:rPr>
@@ -1318,7 +1515,29 @@
           <w:szCs w:val="21"/>
           <w:shd w:val="clear" w:color="auto" w:fill="2C2C2E"/>
         </w:rPr>
-        <w:t>{curator}</w:t>
+        <w:t>{</w:t>
+      </w:r>
+      <w:proofErr w:type="spellStart"/>
+      <w:r>
+        <w:rPr>
+          <w:rFonts w:ascii="Consolas" w:hAnsi="Consolas"/>
+          <w:color w:val="F9FAFB"/>
+          <w:sz w:val="21"/>
+          <w:szCs w:val="21"/>
+          <w:shd w:val="clear" w:color="auto" w:fill="2C2C2E"/>
+        </w:rPr>
+        <w:t>curator</w:t>
+      </w:r>
+      <w:proofErr w:type="spellEnd"/>
+      <w:r>
+        <w:rPr>
+          <w:rFonts w:ascii="Consolas" w:hAnsi="Consolas"/>
+          <w:color w:val="F9FAFB"/>
+          <w:sz w:val="21"/>
+          <w:szCs w:val="21"/>
+          <w:shd w:val="clear" w:color="auto" w:fill="2C2C2E"/>
+        </w:rPr>
+        <w:t>}</w:t>
       </w:r>
     </w:p>
     <w:p>
@@ -1439,7 +1658,28 @@
           <w:color w:val="F9FAFB"/>
           <w:shd w:val="clear" w:color="auto" w:fill="2C2C2E"/>
         </w:rPr>
-        <w:t>{leader}</w:t>
+        <w:t>{</w:t>
+      </w:r>
+      <w:proofErr w:type="spellStart"/>
+      <w:proofErr w:type="gramStart"/>
+      <w:r>
+        <w:rPr>
+          <w:rStyle w:val="HTML"/>
+          <w:rFonts w:ascii="Consolas" w:hAnsi="Consolas"/>
+          <w:color w:val="F9FAFB"/>
+          <w:shd w:val="clear" w:color="auto" w:fill="2C2C2E"/>
+        </w:rPr>
+        <w:t>leader</w:t>
+      </w:r>
+      <w:proofErr w:type="spellEnd"/>
+      <w:r>
+        <w:rPr>
+          <w:rStyle w:val="HTML"/>
+          <w:rFonts w:ascii="Consolas" w:hAnsi="Consolas"/>
+          <w:color w:val="F9FAFB"/>
+          <w:shd w:val="clear" w:color="auto" w:fill="2C2C2E"/>
+        </w:rPr>
+        <w:t>}</w:t>
       </w:r>
       <w:r>
         <w:rPr>
@@ -1457,8 +1697,9 @@
           <w:szCs w:val="28"/>
           <w:lang w:bidi="ru-RU"/>
         </w:rPr>
-        <w:t xml:space="preserve">неукоснительно соблюдать требования мер </w:t>
-      </w:r>
+        <w:t>неукоснительно</w:t>
+      </w:r>
+      <w:proofErr w:type="gramEnd"/>
       <w:r>
         <w:rPr>
           <w:rFonts w:ascii="Times New Roman" w:hAnsi="Times New Roman"/>
@@ -1467,18 +1708,18 @@
           <w:szCs w:val="28"/>
           <w:lang w:bidi="ru-RU"/>
         </w:rPr>
+        <w:t xml:space="preserve"> соблюдать требования мер </w:t>
+      </w:r>
+      <w:r>
+        <w:rPr>
+          <w:rFonts w:ascii="Times New Roman" w:hAnsi="Times New Roman"/>
+          <w:color w:val="000000"/>
+          <w:sz w:val="28"/>
+          <w:szCs w:val="28"/>
+          <w:lang w:bidi="ru-RU"/>
+        </w:rPr>
         <w:lastRenderedPageBreak/>
-        <w:t xml:space="preserve">безопасности при проведении мероприятия. В случае возникновения чрезвычайных ситуаций </w:t>
-      </w:r>
-      <w:r>
-        <w:rPr>
-          <w:rFonts w:ascii="Times New Roman" w:hAnsi="Times New Roman"/>
-          <w:color w:val="000000"/>
-          <w:sz w:val="28"/>
-          <w:szCs w:val="28"/>
-          <w:lang w:bidi="ru-RU"/>
-        </w:rPr>
-        <w:t xml:space="preserve">или других непредвиденных инцидентах немедленно сообщать директору школы Ждановой И. Д., </w:t>
+        <w:t xml:space="preserve">безопасности при проведении мероприятия. В случае возникновения чрезвычайных ситуаций или других непредвиденных инцидентах немедленно сообщать директору школы Ждановой И. Д., </w:t>
       </w:r>
       <w:r>
         <w:rPr>
@@ -1555,15 +1796,7 @@
           <w:szCs w:val="28"/>
         </w:rPr>
         <w:tab/>
-        <w:t>Контроль за исполнением настоящего Приказа оставляю</w:t>
-      </w:r>
-      <w:r>
-        <w:rPr>
-          <w:rFonts w:ascii="Times New Roman" w:hAnsi="Times New Roman"/>
-          <w:sz w:val="28"/>
-          <w:szCs w:val="28"/>
-        </w:rPr>
-        <w:t xml:space="preserve"> за собой.</w:t>
+        <w:t>Контроль за исполнением настоящего Приказа оставляю за собой.</w:t>
       </w:r>
     </w:p>
     <w:p>
@@ -2101,7 +2334,6 @@
           <w:b/>
           <w:sz w:val="28"/>
           <w:szCs w:val="28"/>
-          <w:highlight w:val="yellow"/>
         </w:rPr>
       </w:pPr>
       <w:r>
@@ -2113,30 +2345,9 @@
           <w:shd w:val="clear" w:color="auto" w:fill="2C2C2E"/>
         </w:rPr>
         <w:lastRenderedPageBreak/>
-        <w:t>{className}</w:t>
-      </w:r>
-      <w:r>
-        <w:rPr>
-          <w:rFonts w:ascii="Times New Roman" w:hAnsi="Times New Roman"/>
-          <w:b/>
-          <w:sz w:val="28"/>
-          <w:szCs w:val="28"/>
-          <w:highlight w:val="yellow"/>
-        </w:rPr>
-        <w:t xml:space="preserve">класс ГБОУ Школа № 7, </w:t>
-      </w:r>
-    </w:p>
-    <w:p>
-      <w:pPr>
-        <w:jc w:val="center"/>
-        <w:rPr>
-          <w:rFonts w:ascii="Times New Roman" w:hAnsi="Times New Roman"/>
-          <w:b/>
-          <w:sz w:val="28"/>
-          <w:szCs w:val="28"/>
-          <w:highlight w:val="yellow"/>
-        </w:rPr>
-      </w:pPr>
+        <w:t>{</w:t>
+      </w:r>
+      <w:proofErr w:type="spellStart"/>
       <w:r>
         <w:rPr>
           <w:rFonts w:ascii="Consolas" w:hAnsi="Consolas"/>
@@ -2145,7 +2356,18 @@
           <w:szCs w:val="21"/>
           <w:shd w:val="clear" w:color="auto" w:fill="2C2C2E"/>
         </w:rPr>
-        <w:t>{eventDate}</w:t>
+        <w:t>className</w:t>
+      </w:r>
+      <w:proofErr w:type="spellEnd"/>
+      <w:r>
+        <w:rPr>
+          <w:rFonts w:ascii="Consolas" w:hAnsi="Consolas"/>
+          <w:color w:val="F9FAFB"/>
+          <w:sz w:val="21"/>
+          <w:szCs w:val="21"/>
+          <w:shd w:val="clear" w:color="auto" w:fill="2C2C2E"/>
+        </w:rPr>
+        <w:t>}</w:t>
       </w:r>
       <w:r>
         <w:rPr>
@@ -2153,7 +2375,58 @@
           <w:b/>
           <w:sz w:val="28"/>
           <w:szCs w:val="28"/>
-          <w:highlight w:val="yellow"/>
+        </w:rPr>
+        <w:t xml:space="preserve">класс ГБОУ Школа № 7, </w:t>
+      </w:r>
+    </w:p>
+    <w:p>
+      <w:pPr>
+        <w:jc w:val="center"/>
+        <w:rPr>
+          <w:rFonts w:ascii="Times New Roman" w:hAnsi="Times New Roman"/>
+          <w:b/>
+          <w:sz w:val="28"/>
+          <w:szCs w:val="28"/>
+        </w:rPr>
+      </w:pPr>
+      <w:r>
+        <w:rPr>
+          <w:rFonts w:ascii="Consolas" w:hAnsi="Consolas"/>
+          <w:color w:val="F9FAFB"/>
+          <w:sz w:val="21"/>
+          <w:szCs w:val="21"/>
+          <w:shd w:val="clear" w:color="auto" w:fill="2C2C2E"/>
+        </w:rPr>
+        <w:t>{</w:t>
+      </w:r>
+      <w:proofErr w:type="spellStart"/>
+      <w:r>
+        <w:rPr>
+          <w:rFonts w:ascii="Consolas" w:hAnsi="Consolas"/>
+          <w:color w:val="F9FAFB"/>
+          <w:sz w:val="21"/>
+          <w:szCs w:val="21"/>
+          <w:shd w:val="clear" w:color="auto" w:fill="2C2C2E"/>
+        </w:rPr>
+        <w:t>eventDate</w:t>
+      </w:r>
+      <w:proofErr w:type="spellEnd"/>
+      <w:r>
+        <w:rPr>
+          <w:rFonts w:ascii="Consolas" w:hAnsi="Consolas"/>
+          <w:color w:val="F9FAFB"/>
+          <w:sz w:val="21"/>
+          <w:szCs w:val="21"/>
+          <w:shd w:val="clear" w:color="auto" w:fill="2C2C2E"/>
+        </w:rPr>
+        <w:t>}</w:t>
+      </w:r>
+      <w:r>
+        <w:rPr>
+          <w:rFonts w:ascii="Times New Roman" w:hAnsi="Times New Roman"/>
+          <w:b/>
+          <w:sz w:val="28"/>
+          <w:szCs w:val="28"/>
         </w:rPr>
         <w:t>.</w:t>
       </w:r>
@@ -2166,7 +2439,6 @@
           <w:b/>
           <w:sz w:val="28"/>
           <w:szCs w:val="28"/>
-          <w:highlight w:val="yellow"/>
         </w:rPr>
       </w:pPr>
     </w:p>
@@ -2413,8 +2685,19 @@
                 <w:szCs w:val="24"/>
                 <w:lang w:eastAsia="ru-RU"/>
               </w:rPr>
-              <w:t>Барабанова Оксана Эфендиевна</w:t>
+              <w:t xml:space="preserve">Барабанова Оксана </w:t>
             </w:r>
+            <w:proofErr w:type="spellStart"/>
+            <w:r>
+              <w:rPr>
+                <w:rFonts w:ascii="Times New Roman" w:hAnsi="Times New Roman" w:cs="Times New Roman"/>
+                <w:sz w:val="24"/>
+                <w:szCs w:val="24"/>
+                <w:lang w:eastAsia="ru-RU"/>
+              </w:rPr>
+              <w:t>Эфендиевна</w:t>
+            </w:r>
+            <w:proofErr w:type="spellEnd"/>
           </w:p>
         </w:tc>
         <w:tc>
@@ -2594,7 +2877,6 @@
       <w:pPr>
         <w:rPr>
           <w:rFonts w:ascii="Times New Roman" w:hAnsi="Times New Roman"/>
-          <w:highlight w:val="yellow"/>
         </w:rPr>
       </w:pPr>
     </w:p>
@@ -2605,7 +2887,6 @@
           <w:bCs/>
           <w:sz w:val="22"/>
           <w:szCs w:val="22"/>
-          <w:highlight w:val="yellow"/>
         </w:rPr>
       </w:pPr>
       <w:r>
@@ -2614,7 +2895,6 @@
           <w:bCs/>
           <w:sz w:val="28"/>
           <w:szCs w:val="28"/>
-          <w:highlight w:val="yellow"/>
         </w:rPr>
         <w:t>Сопровождающие:</w:t>
       </w:r>
@@ -2635,7 +2915,29 @@
           <w:szCs w:val="21"/>
           <w:shd w:val="clear" w:color="auto" w:fill="2C2C2E"/>
         </w:rPr>
-        <w:t>{accompanying}</w:t>
+        <w:t>{</w:t>
+      </w:r>
+      <w:proofErr w:type="spellStart"/>
+      <w:r>
+        <w:rPr>
+          <w:rFonts w:ascii="Consolas" w:hAnsi="Consolas"/>
+          <w:color w:val="F9FAFB"/>
+          <w:sz w:val="21"/>
+          <w:szCs w:val="21"/>
+          <w:shd w:val="clear" w:color="auto" w:fill="2C2C2E"/>
+        </w:rPr>
+        <w:t>accompanying</w:t>
+      </w:r>
+      <w:proofErr w:type="spellEnd"/>
+      <w:r>
+        <w:rPr>
+          <w:rFonts w:ascii="Consolas" w:hAnsi="Consolas"/>
+          <w:color w:val="F9FAFB"/>
+          <w:sz w:val="21"/>
+          <w:szCs w:val="21"/>
+          <w:shd w:val="clear" w:color="auto" w:fill="2C2C2E"/>
+        </w:rPr>
+        <w:t>}</w:t>
       </w:r>
     </w:p>
     <w:sectPr>
@@ -2651,7 +2953,7 @@
 </file>
 
 <file path=word/endnotes.xml><?xml version="1.0" encoding="utf-8"?>
-<w:endnotes xmlns:wpc="http://schemas.microsoft.com/office/word/2010/wordprocessingCanvas" xmlns:cx="http://schemas.microsoft.com/office/drawing/2014/chartex" xmlns:cx1="http://schemas.microsoft.com/office/drawing/2015/9/8/chartex" xmlns:cx2="http://schemas.microsoft.com/office/drawing/2015/10/21/chartex" xmlns:cx3="http://schemas.microsoft.com/office/drawing/2016/5/9/chartex" xmlns:cx4="http://schemas.microsoft.com/office/drawing/2016/5/10/chartex" xmlns:cx5="http://schemas.microsoft.com/office/drawing/2016/5/11/chartex" xmlns:cx6="http://schemas.microsoft.com/office/drawing/2016/5/12/chartex" xmlns:cx7="http://schemas.microsoft.com/office/drawing/2016/5/13/chartex" xmlns:cx8="http://schemas.microsoft.com/office/drawing/2016/5/14/chartex" xmlns:mc="http://schemas.openxmlformats.org/markup-compatibility/2006" xmlns:aink="http://schemas.microsoft.com/office/drawing/2016/ink" xmlns:am3d="http://schemas.microsoft.com/office/drawing/2017/model3d" xmlns:o="urn:schemas-microsoft-com:office:office" xmlns:r="http://schemas.openxmlformats.org/officeDocument/2006/relationships" xmlns:m="http://schemas.openxmlformats.org/officeDocument/2006/math" xmlns:v="urn:schemas-microsoft-com:vml" xmlns:wp14="http://schemas.microsoft.com/office/word/2010/wordprocessingDrawing" xmlns:wp="http://schemas.openxmlformats.org/drawingml/2006/wordprocessingDrawing" xmlns:w10="urn:schemas-microsoft-com:office:word" xmlns:w="http://schemas.openxmlformats.org/wordprocessingml/2006/main" xmlns:w14="http://schemas.microsoft.com/office/word/2010/wordml" xmlns:w15="http://schemas.microsoft.com/office/word/2012/wordml" xmlns:w16cex="http://schemas.microsoft.com/office/word/2018/wordml/cex" xmlns:w16cid="http://schemas.microsoft.com/office/word/2016/wordml/cid" xmlns:w16="http://schemas.microsoft.com/office/word/2018/wordml" xmlns:w16sdtdh="http://schemas.microsoft.com/office/word/2020/wordml/sdtdatahash" xmlns:w16se="http://schemas.microsoft.com/office/word/2015/wordml/symex" xmlns:wpg="http://schemas.microsoft.com/office/word/2010/wordprocessingGroup" xmlns:wpi="http://schemas.microsoft.com/office/word/2010/wordprocessingInk" xmlns:wne="http://schemas.microsoft.com/office/word/2006/wordml" xmlns:wps="http://schemas.microsoft.com/office/word/2010/wordprocessingShape" mc:Ignorable="w14 w15 w16se w16cid w16 w16cex w16sdtdh wp14">
+<w:endnotes xmlns:wpc="http://schemas.microsoft.com/office/word/2010/wordprocessingCanvas" xmlns:cx="http://schemas.microsoft.com/office/drawing/2014/chartex" xmlns:cx1="http://schemas.microsoft.com/office/drawing/2015/9/8/chartex" xmlns:cx2="http://schemas.microsoft.com/office/drawing/2015/10/21/chartex" xmlns:cx3="http://schemas.microsoft.com/office/drawing/2016/5/9/chartex" xmlns:cx4="http://schemas.microsoft.com/office/drawing/2016/5/10/chartex" xmlns:cx5="http://schemas.microsoft.com/office/drawing/2016/5/11/chartex" xmlns:cx6="http://schemas.microsoft.com/office/drawing/2016/5/12/chartex" xmlns:cx7="http://schemas.microsoft.com/office/drawing/2016/5/13/chartex" xmlns:cx8="http://schemas.microsoft.com/office/drawing/2016/5/14/chartex" xmlns:mc="http://schemas.openxmlformats.org/markup-compatibility/2006" xmlns:aink="http://schemas.microsoft.com/office/drawing/2016/ink" xmlns:am3d="http://schemas.microsoft.com/office/drawing/2017/model3d" xmlns:o="urn:schemas-microsoft-com:office:office" xmlns:oel="http://schemas.microsoft.com/office/2019/extlst" xmlns:r="http://schemas.openxmlformats.org/officeDocument/2006/relationships" xmlns:m="http://schemas.openxmlformats.org/officeDocument/2006/math" xmlns:v="urn:schemas-microsoft-com:vml" xmlns:wp14="http://schemas.microsoft.com/office/word/2010/wordprocessingDrawing" xmlns:wp="http://schemas.openxmlformats.org/drawingml/2006/wordprocessingDrawing" xmlns:w10="urn:schemas-microsoft-com:office:word" xmlns:w="http://schemas.openxmlformats.org/wordprocessingml/2006/main" xmlns:w14="http://schemas.microsoft.com/office/word/2010/wordml" xmlns:w15="http://schemas.microsoft.com/office/word/2012/wordml" xmlns:w16cex="http://schemas.microsoft.com/office/word/2018/wordml/cex" xmlns:w16cid="http://schemas.microsoft.com/office/word/2016/wordml/cid" xmlns:w16="http://schemas.microsoft.com/office/word/2018/wordml" xmlns:w16sdtdh="http://schemas.microsoft.com/office/word/2020/wordml/sdtdatahash" xmlns:w16se="http://schemas.microsoft.com/office/word/2015/wordml/symex" xmlns:wpg="http://schemas.microsoft.com/office/word/2010/wordprocessingGroup" xmlns:wpi="http://schemas.microsoft.com/office/word/2010/wordprocessingInk" xmlns:wne="http://schemas.microsoft.com/office/word/2006/wordml" xmlns:wps="http://schemas.microsoft.com/office/word/2010/wordprocessingShape" mc:Ignorable="w14 w15 w16se w16cid w16 w16cex w16sdtdh wp14">
   <w:endnote w:type="separator" w:id="-1">
     <w:p>
       <w:r>
@@ -2670,7 +2972,7 @@
 </file>
 
 <file path=word/footnotes.xml><?xml version="1.0" encoding="utf-8"?>
-<w:footnotes xmlns:wpc="http://schemas.microsoft.com/office/word/2010/wordprocessingCanvas" xmlns:cx="http://schemas.microsoft.com/office/drawing/2014/chartex" xmlns:cx1="http://schemas.microsoft.com/office/drawing/2015/9/8/chartex" xmlns:cx2="http://schemas.microsoft.com/office/drawing/2015/10/21/chartex" xmlns:cx3="http://schemas.microsoft.com/office/drawing/2016/5/9/chartex" xmlns:cx4="http://schemas.microsoft.com/office/drawing/2016/5/10/chartex" xmlns:cx5="http://schemas.microsoft.com/office/drawing/2016/5/11/chartex" xmlns:cx6="http://schemas.microsoft.com/office/drawing/2016/5/12/chartex" xmlns:cx7="http://schemas.microsoft.com/office/drawing/2016/5/13/chartex" xmlns:cx8="http://schemas.microsoft.com/office/drawing/2016/5/14/chartex" xmlns:mc="http://schemas.openxmlformats.org/markup-compatibility/2006" xmlns:aink="http://schemas.microsoft.com/office/drawing/2016/ink" xmlns:am3d="http://schemas.microsoft.com/office/drawing/2017/model3d" xmlns:o="urn:schemas-microsoft-com:office:office" xmlns:r="http://schemas.openxmlformats.org/officeDocument/2006/relationships" xmlns:m="http://schemas.openxmlformats.org/officeDocument/2006/math" xmlns:v="urn:schemas-microsoft-com:vml" xmlns:wp14="http://schemas.microsoft.com/office/word/2010/wordprocessingDrawing" xmlns:wp="http://schemas.openxmlformats.org/drawingml/2006/wordprocessingDrawing" xmlns:w10="urn:schemas-microsoft-com:office:word" xmlns:w="http://schemas.openxmlformats.org/wordprocessingml/2006/main" xmlns:w14="http://schemas.microsoft.com/office/word/2010/wordml" xmlns:w15="http://schemas.microsoft.com/office/word/2012/wordml" xmlns:w16cex="http://schemas.microsoft.com/office/word/2018/wordml/cex" xmlns:w16cid="http://schemas.microsoft.com/office/word/2016/wordml/cid" xmlns:w16="http://schemas.microsoft.com/office/word/2018/wordml" xmlns:w16sdtdh="http://schemas.microsoft.com/office/word/2020/wordml/sdtdatahash" xmlns:w16se="http://schemas.microsoft.com/office/word/2015/wordml/symex" xmlns:wpg="http://schemas.microsoft.com/office/word/2010/wordprocessingGroup" xmlns:wpi="http://schemas.microsoft.com/office/word/2010/wordprocessingInk" xmlns:wne="http://schemas.microsoft.com/office/word/2006/wordml" xmlns:wps="http://schemas.microsoft.com/office/word/2010/wordprocessingShape" mc:Ignorable="w14 w15 w16se w16cid w16 w16cex w16sdtdh wp14">
+<w:footnotes xmlns:wpc="http://schemas.microsoft.com/office/word/2010/wordprocessingCanvas" xmlns:cx="http://schemas.microsoft.com/office/drawing/2014/chartex" xmlns:cx1="http://schemas.microsoft.com/office/drawing/2015/9/8/chartex" xmlns:cx2="http://schemas.microsoft.com/office/drawing/2015/10/21/chartex" xmlns:cx3="http://schemas.microsoft.com/office/drawing/2016/5/9/chartex" xmlns:cx4="http://schemas.microsoft.com/office/drawing/2016/5/10/chartex" xmlns:cx5="http://schemas.microsoft.com/office/drawing/2016/5/11/chartex" xmlns:cx6="http://schemas.microsoft.com/office/drawing/2016/5/12/chartex" xmlns:cx7="http://schemas.microsoft.com/office/drawing/2016/5/13/chartex" xmlns:cx8="http://schemas.microsoft.com/office/drawing/2016/5/14/chartex" xmlns:mc="http://schemas.openxmlformats.org/markup-compatibility/2006" xmlns:aink="http://schemas.microsoft.com/office/drawing/2016/ink" xmlns:am3d="http://schemas.microsoft.com/office/drawing/2017/model3d" xmlns:o="urn:schemas-microsoft-com:office:office" xmlns:oel="http://schemas.microsoft.com/office/2019/extlst" xmlns:r="http://schemas.openxmlformats.org/officeDocument/2006/relationships" xmlns:m="http://schemas.openxmlformats.org/officeDocument/2006/math" xmlns:v="urn:schemas-microsoft-com:vml" xmlns:wp14="http://schemas.microsoft.com/office/word/2010/wordprocessingDrawing" xmlns:wp="http://schemas.openxmlformats.org/drawingml/2006/wordprocessingDrawing" xmlns:w10="urn:schemas-microsoft-com:office:word" xmlns:w="http://schemas.openxmlformats.org/wordprocessingml/2006/main" xmlns:w14="http://schemas.microsoft.com/office/word/2010/wordml" xmlns:w15="http://schemas.microsoft.com/office/word/2012/wordml" xmlns:w16cex="http://schemas.microsoft.com/office/word/2018/wordml/cex" xmlns:w16cid="http://schemas.microsoft.com/office/word/2016/wordml/cid" xmlns:w16="http://schemas.microsoft.com/office/word/2018/wordml" xmlns:w16sdtdh="http://schemas.microsoft.com/office/word/2020/wordml/sdtdatahash" xmlns:w16se="http://schemas.microsoft.com/office/word/2015/wordml/symex" xmlns:wpg="http://schemas.microsoft.com/office/word/2010/wordprocessingGroup" xmlns:wpi="http://schemas.microsoft.com/office/word/2010/wordprocessingInk" xmlns:wne="http://schemas.microsoft.com/office/word/2006/wordml" xmlns:wps="http://schemas.microsoft.com/office/word/2010/wordprocessingShape" mc:Ignorable="w14 w15 w16se w16cid w16 w16cex w16sdtdh wp14">
   <w:footnote w:type="separator" w:id="-1">
     <w:p>
       <w:r>
@@ -2689,7 +2991,7 @@
 </file>
 
 <file path=word/header1.xml><?xml version="1.0" encoding="utf-8"?>
-<w:hdr xmlns:wpc="http://schemas.microsoft.com/office/word/2010/wordprocessingCanvas" xmlns:cx="http://schemas.microsoft.com/office/drawing/2014/chartex" xmlns:cx1="http://schemas.microsoft.com/office/drawing/2015/9/8/chartex" xmlns:cx2="http://schemas.microsoft.com/office/drawing/2015/10/21/chartex" xmlns:cx3="http://schemas.microsoft.com/office/drawing/2016/5/9/chartex" xmlns:cx4="http://schemas.microsoft.com/office/drawing/2016/5/10/chartex" xmlns:cx5="http://schemas.microsoft.com/office/drawing/2016/5/11/chartex" xmlns:cx6="http://schemas.microsoft.com/office/drawing/2016/5/12/chartex" xmlns:cx7="http://schemas.microsoft.com/office/drawing/2016/5/13/chartex" xmlns:cx8="http://schemas.microsoft.com/office/drawing/2016/5/14/chartex" xmlns:mc="http://schemas.openxmlformats.org/markup-compatibility/2006" xmlns:aink="http://schemas.microsoft.com/office/drawing/2016/ink" xmlns:am3d="http://schemas.microsoft.com/office/drawing/2017/model3d" xmlns:o="urn:schemas-microsoft-com:office:office" xmlns:r="http://schemas.openxmlformats.org/officeDocument/2006/relationships" xmlns:m="http://schemas.openxmlformats.org/officeDocument/2006/math" xmlns:v="urn:schemas-microsoft-com:vml" xmlns:wp14="http://schemas.microsoft.com/office/word/2010/wordprocessingDrawing" xmlns:wp="http://schemas.openxmlformats.org/drawingml/2006/wordprocessingDrawing" xmlns:w10="urn:schemas-microsoft-com:office:word" xmlns:w="http://schemas.openxmlformats.org/wordprocessingml/2006/main" xmlns:w14="http://schemas.microsoft.com/office/word/2010/wordml" xmlns:w15="http://schemas.microsoft.com/office/word/2012/wordml" xmlns:w16cex="http://schemas.microsoft.com/office/word/2018/wordml/cex" xmlns:w16cid="http://schemas.microsoft.com/office/word/2016/wordml/cid" xmlns:w16="http://schemas.microsoft.com/office/word/2018/wordml" xmlns:w16sdtdh="http://schemas.microsoft.com/office/word/2020/wordml/sdtdatahash" xmlns:w16se="http://schemas.microsoft.com/office/word/2015/wordml/symex" xmlns:wpg="http://schemas.microsoft.com/office/word/2010/wordprocessingGroup" xmlns:wpi="http://schemas.microsoft.com/office/word/2010/wordprocessingInk" xmlns:wne="http://schemas.microsoft.com/office/word/2006/wordml" xmlns:wps="http://schemas.microsoft.com/office/word/2010/wordprocessingShape" mc:Ignorable="w14 w15 w16se w16cid w16 w16cex w16sdtdh wp14">
+<w:hdr xmlns:wpc="http://schemas.microsoft.com/office/word/2010/wordprocessingCanvas" xmlns:cx="http://schemas.microsoft.com/office/drawing/2014/chartex" xmlns:cx1="http://schemas.microsoft.com/office/drawing/2015/9/8/chartex" xmlns:cx2="http://schemas.microsoft.com/office/drawing/2015/10/21/chartex" xmlns:cx3="http://schemas.microsoft.com/office/drawing/2016/5/9/chartex" xmlns:cx4="http://schemas.microsoft.com/office/drawing/2016/5/10/chartex" xmlns:cx5="http://schemas.microsoft.com/office/drawing/2016/5/11/chartex" xmlns:cx6="http://schemas.microsoft.com/office/drawing/2016/5/12/chartex" xmlns:cx7="http://schemas.microsoft.com/office/drawing/2016/5/13/chartex" xmlns:cx8="http://schemas.microsoft.com/office/drawing/2016/5/14/chartex" xmlns:mc="http://schemas.openxmlformats.org/markup-compatibility/2006" xmlns:aink="http://schemas.microsoft.com/office/drawing/2016/ink" xmlns:am3d="http://schemas.microsoft.com/office/drawing/2017/model3d" xmlns:o="urn:schemas-microsoft-com:office:office" xmlns:oel="http://schemas.microsoft.com/office/2019/extlst" xmlns:r="http://schemas.openxmlformats.org/officeDocument/2006/relationships" xmlns:m="http://schemas.openxmlformats.org/officeDocument/2006/math" xmlns:v="urn:schemas-microsoft-com:vml" xmlns:wp14="http://schemas.microsoft.com/office/word/2010/wordprocessingDrawing" xmlns:wp="http://schemas.openxmlformats.org/drawingml/2006/wordprocessingDrawing" xmlns:w10="urn:schemas-microsoft-com:office:word" xmlns:w="http://schemas.openxmlformats.org/wordprocessingml/2006/main" xmlns:w14="http://schemas.microsoft.com/office/word/2010/wordml" xmlns:w15="http://schemas.microsoft.com/office/word/2012/wordml" xmlns:w16cex="http://schemas.microsoft.com/office/word/2018/wordml/cex" xmlns:w16cid="http://schemas.microsoft.com/office/word/2016/wordml/cid" xmlns:w16="http://schemas.microsoft.com/office/word/2018/wordml" xmlns:w16sdtdh="http://schemas.microsoft.com/office/word/2020/wordml/sdtdatahash" xmlns:w16se="http://schemas.microsoft.com/office/word/2015/wordml/symex" xmlns:wpg="http://schemas.microsoft.com/office/word/2010/wordprocessingGroup" xmlns:wpi="http://schemas.microsoft.com/office/word/2010/wordprocessingInk" xmlns:wne="http://schemas.microsoft.com/office/word/2006/wordml" xmlns:wps="http://schemas.microsoft.com/office/word/2010/wordprocessingShape" mc:Ignorable="w14 w15 w16se w16cid w16 w16cex w16sdtdh wp14">
   <w:p>
     <w:pPr>
       <w:pStyle w:val="ae"/>
@@ -2699,7 +3001,7 @@
 </file>
 
 <file path=word/numbering.xml><?xml version="1.0" encoding="utf-8"?>
-<w:numbering xmlns:wpc="http://schemas.microsoft.com/office/word/2010/wordprocessingCanvas" xmlns:cx="http://schemas.microsoft.com/office/drawing/2014/chartex" xmlns:cx1="http://schemas.microsoft.com/office/drawing/2015/9/8/chartex" xmlns:cx2="http://schemas.microsoft.com/office/drawing/2015/10/21/chartex" xmlns:cx3="http://schemas.microsoft.com/office/drawing/2016/5/9/chartex" xmlns:cx4="http://schemas.microsoft.com/office/drawing/2016/5/10/chartex" xmlns:cx5="http://schemas.microsoft.com/office/drawing/2016/5/11/chartex" xmlns:cx6="http://schemas.microsoft.com/office/drawing/2016/5/12/chartex" xmlns:cx7="http://schemas.microsoft.com/office/drawing/2016/5/13/chartex" xmlns:cx8="http://schemas.microsoft.com/office/drawing/2016/5/14/chartex" xmlns:mc="http://schemas.openxmlformats.org/markup-compatibility/2006" xmlns:aink="http://schemas.microsoft.com/office/drawing/2016/ink" xmlns:am3d="http://schemas.microsoft.com/office/drawing/2017/model3d" xmlns:o="urn:schemas-microsoft-com:office:office" xmlns:r="http://schemas.openxmlformats.org/officeDocument/2006/relationships" xmlns:m="http://schemas.openxmlformats.org/officeDocument/2006/math" xmlns:v="urn:schemas-microsoft-com:vml" xmlns:wp14="http://schemas.microsoft.com/office/word/2010/wordprocessingDrawing" xmlns:wp="http://schemas.openxmlformats.org/drawingml/2006/wordprocessingDrawing" xmlns:w10="urn:schemas-microsoft-com:office:word" xmlns:w="http://schemas.openxmlformats.org/wordprocessingml/2006/main" xmlns:w14="http://schemas.microsoft.com/office/word/2010/wordml" xmlns:w15="http://schemas.microsoft.com/office/word/2012/wordml" xmlns:w16cex="http://schemas.microsoft.com/office/word/2018/wordml/cex" xmlns:w16cid="http://schemas.microsoft.com/office/word/2016/wordml/cid" xmlns:w16="http://schemas.microsoft.com/office/word/2018/wordml" xmlns:w16sdtdh="http://schemas.microsoft.com/office/word/2020/wordml/sdtdatahash" xmlns:w16se="http://schemas.microsoft.com/office/word/2015/wordml/symex" xmlns:wpg="http://schemas.microsoft.com/office/word/2010/wordprocessingGroup" xmlns:wpi="http://schemas.microsoft.com/office/word/2010/wordprocessingInk" xmlns:wne="http://schemas.microsoft.com/office/word/2006/wordml" xmlns:wps="http://schemas.microsoft.com/office/word/2010/wordprocessingShape" mc:Ignorable="w14 w15 w16se w16cid w16 w16cex w16sdtdh wp14">
+<w:numbering xmlns:wpc="http://schemas.microsoft.com/office/word/2010/wordprocessingCanvas" xmlns:cx="http://schemas.microsoft.com/office/drawing/2014/chartex" xmlns:cx1="http://schemas.microsoft.com/office/drawing/2015/9/8/chartex" xmlns:cx2="http://schemas.microsoft.com/office/drawing/2015/10/21/chartex" xmlns:cx3="http://schemas.microsoft.com/office/drawing/2016/5/9/chartex" xmlns:cx4="http://schemas.microsoft.com/office/drawing/2016/5/10/chartex" xmlns:cx5="http://schemas.microsoft.com/office/drawing/2016/5/11/chartex" xmlns:cx6="http://schemas.microsoft.com/office/drawing/2016/5/12/chartex" xmlns:cx7="http://schemas.microsoft.com/office/drawing/2016/5/13/chartex" xmlns:cx8="http://schemas.microsoft.com/office/drawing/2016/5/14/chartex" xmlns:mc="http://schemas.openxmlformats.org/markup-compatibility/2006" xmlns:aink="http://schemas.microsoft.com/office/drawing/2016/ink" xmlns:am3d="http://schemas.microsoft.com/office/drawing/2017/model3d" xmlns:o="urn:schemas-microsoft-com:office:office" xmlns:oel="http://schemas.microsoft.com/office/2019/extlst" xmlns:r="http://schemas.openxmlformats.org/officeDocument/2006/relationships" xmlns:m="http://schemas.openxmlformats.org/officeDocument/2006/math" xmlns:v="urn:schemas-microsoft-com:vml" xmlns:wp14="http://schemas.microsoft.com/office/word/2010/wordprocessingDrawing" xmlns:wp="http://schemas.openxmlformats.org/drawingml/2006/wordprocessingDrawing" xmlns:w10="urn:schemas-microsoft-com:office:word" xmlns:w="http://schemas.openxmlformats.org/wordprocessingml/2006/main" xmlns:w14="http://schemas.microsoft.com/office/word/2010/wordml" xmlns:w15="http://schemas.microsoft.com/office/word/2012/wordml" xmlns:w16cex="http://schemas.microsoft.com/office/word/2018/wordml/cex" xmlns:w16cid="http://schemas.microsoft.com/office/word/2016/wordml/cid" xmlns:w16="http://schemas.microsoft.com/office/word/2018/wordml" xmlns:w16sdtdh="http://schemas.microsoft.com/office/word/2020/wordml/sdtdatahash" xmlns:w16se="http://schemas.microsoft.com/office/word/2015/wordml/symex" xmlns:wpg="http://schemas.microsoft.com/office/word/2010/wordprocessingGroup" xmlns:wpi="http://schemas.microsoft.com/office/word/2010/wordprocessingInk" xmlns:wne="http://schemas.microsoft.com/office/word/2006/wordml" xmlns:wps="http://schemas.microsoft.com/office/word/2010/wordprocessingShape" mc:Ignorable="w14 w15 w16se w16cid w16 w16cex w16sdtdh wp14">
   <w:abstractNum w:abstractNumId="0" w15:restartNumberingAfterBreak="0">
     <w:nsid w:val="0D1750BA"/>
     <w:multiLevelType w:val="hybridMultilevel"/>
@@ -4074,49 +4376,49 @@
       </w:pPr>
     </w:lvl>
   </w:abstractNum>
-  <w:num w:numId="1">
+  <w:num w:numId="1" w16cid:durableId="2032992443">
     <w:abstractNumId w:val="6"/>
   </w:num>
-  <w:num w:numId="2">
+  <w:num w:numId="2" w16cid:durableId="1960719157">
     <w:abstractNumId w:val="10"/>
   </w:num>
-  <w:num w:numId="3">
+  <w:num w:numId="3" w16cid:durableId="47650705">
     <w:abstractNumId w:val="7"/>
   </w:num>
-  <w:num w:numId="4">
+  <w:num w:numId="4" w16cid:durableId="1386679523">
     <w:abstractNumId w:val="12"/>
   </w:num>
-  <w:num w:numId="5">
+  <w:num w:numId="5" w16cid:durableId="342170418">
     <w:abstractNumId w:val="13"/>
   </w:num>
-  <w:num w:numId="6">
+  <w:num w:numId="6" w16cid:durableId="1375076708">
     <w:abstractNumId w:val="2"/>
   </w:num>
-  <w:num w:numId="7">
+  <w:num w:numId="7" w16cid:durableId="813259132">
     <w:abstractNumId w:val="4"/>
   </w:num>
-  <w:num w:numId="8">
+  <w:num w:numId="8" w16cid:durableId="1236015367">
     <w:abstractNumId w:val="5"/>
   </w:num>
-  <w:num w:numId="9">
+  <w:num w:numId="9" w16cid:durableId="1236696820">
     <w:abstractNumId w:val="9"/>
   </w:num>
-  <w:num w:numId="10">
+  <w:num w:numId="10" w16cid:durableId="2120759571">
     <w:abstractNumId w:val="8"/>
   </w:num>
-  <w:num w:numId="11">
+  <w:num w:numId="11" w16cid:durableId="7371857">
     <w:abstractNumId w:val="3"/>
   </w:num>
-  <w:num w:numId="12">
+  <w:num w:numId="12" w16cid:durableId="920944014">
     <w:abstractNumId w:val="11"/>
   </w:num>
-  <w:num w:numId="13">
+  <w:num w:numId="13" w16cid:durableId="518199371">
     <w:abstractNumId w:val="0"/>
   </w:num>
-  <w:num w:numId="14">
+  <w:num w:numId="14" w16cid:durableId="1763259117">
     <w:abstractNumId w:val="1"/>
   </w:num>
-  <w:num w:numId="15">
+  <w:num w:numId="15" w16cid:durableId="994258560">
     <w:abstractNumId w:val="0"/>
     <w:lvlOverride w:ilvl="0">
       <w:startOverride w:val="1"/>
